--- a/wawa/investigaciongrafiacacion.docx
+++ b/wawa/investigaciongrafiacacion.docx
@@ -210,7 +210,6 @@
         </w:rPr>
         <w:t xml:space="preserve">: </w:t>
       </w:r>
-      <w:proofErr w:type="spellStart"/>
       <w:r>
         <w:rPr>
           <w:rFonts w:ascii="Arial" w:hAnsi="Arial" w:cs="Arial"/>
@@ -220,7 +219,6 @@
         </w:rPr>
         <w:t>Graficacion</w:t>
       </w:r>
-      <w:proofErr w:type="spellEnd"/>
     </w:p>
     <w:p>
       <w:pPr>
@@ -263,43 +261,7 @@
           <w:sz w:val="24"/>
           <w:szCs w:val="24"/>
         </w:rPr>
-        <w:t xml:space="preserve"> </w:t>
-      </w:r>
-      <w:proofErr w:type="spellStart"/>
-      <w:r>
-        <w:rPr>
-          <w:rFonts w:ascii="Arial" w:hAnsi="Arial" w:cs="Arial"/>
-          <w:sz w:val="24"/>
-          <w:szCs w:val="24"/>
-        </w:rPr>
-        <w:t>Moraila</w:t>
-      </w:r>
-      <w:proofErr w:type="spellEnd"/>
-      <w:r>
-        <w:rPr>
-          <w:rFonts w:ascii="Arial" w:hAnsi="Arial" w:cs="Arial"/>
-          <w:sz w:val="24"/>
-          <w:szCs w:val="24"/>
-        </w:rPr>
-        <w:t xml:space="preserve"> </w:t>
-      </w:r>
-      <w:proofErr w:type="spellStart"/>
-      <w:r>
-        <w:rPr>
-          <w:rFonts w:ascii="Arial" w:hAnsi="Arial" w:cs="Arial"/>
-          <w:sz w:val="24"/>
-          <w:szCs w:val="24"/>
-        </w:rPr>
-        <w:t>Ramirez</w:t>
-      </w:r>
-      <w:proofErr w:type="spellEnd"/>
-      <w:r>
-        <w:rPr>
-          <w:rFonts w:ascii="Arial" w:hAnsi="Arial" w:cs="Arial"/>
-          <w:sz w:val="24"/>
-          <w:szCs w:val="24"/>
-        </w:rPr>
-        <w:t xml:space="preserve"> Luis Francisco</w:t>
+        <w:t xml:space="preserve"> Moraila Ramirez Luis Francisco</w:t>
       </w:r>
     </w:p>
     <w:p>
@@ -595,97 +557,7 @@
           <w:sz w:val="24"/>
           <w:szCs w:val="24"/>
         </w:rPr>
-        <w:t xml:space="preserve">Se abre visual </w:t>
-      </w:r>
-      <w:proofErr w:type="spellStart"/>
-      <w:r>
-        <w:rPr>
-          <w:rFonts w:ascii="Arial" w:hAnsi="Arial" w:cs="Arial"/>
-          <w:sz w:val="24"/>
-          <w:szCs w:val="24"/>
-        </w:rPr>
-        <w:t>studio</w:t>
-      </w:r>
-      <w:proofErr w:type="spellEnd"/>
-      <w:r>
-        <w:rPr>
-          <w:rFonts w:ascii="Arial" w:hAnsi="Arial" w:cs="Arial"/>
-          <w:sz w:val="24"/>
-          <w:szCs w:val="24"/>
-        </w:rPr>
-        <w:t xml:space="preserve"> </w:t>
-      </w:r>
-      <w:proofErr w:type="spellStart"/>
-      <w:r>
-        <w:rPr>
-          <w:rFonts w:ascii="Arial" w:hAnsi="Arial" w:cs="Arial"/>
-          <w:sz w:val="24"/>
-          <w:szCs w:val="24"/>
-        </w:rPr>
-        <w:t>code</w:t>
-      </w:r>
-      <w:proofErr w:type="spellEnd"/>
-      <w:r>
-        <w:rPr>
-          <w:rFonts w:ascii="Arial" w:hAnsi="Arial" w:cs="Arial"/>
-          <w:sz w:val="24"/>
-          <w:szCs w:val="24"/>
-        </w:rPr>
-        <w:t xml:space="preserve">, Se crea un </w:t>
-      </w:r>
-      <w:proofErr w:type="spellStart"/>
-      <w:r>
-        <w:rPr>
-          <w:rFonts w:ascii="Arial" w:hAnsi="Arial" w:cs="Arial"/>
-          <w:sz w:val="24"/>
-          <w:szCs w:val="24"/>
-        </w:rPr>
-        <w:t>header</w:t>
-      </w:r>
-      <w:proofErr w:type="spellEnd"/>
-      <w:r>
-        <w:rPr>
-          <w:rFonts w:ascii="Arial" w:hAnsi="Arial" w:cs="Arial"/>
-          <w:sz w:val="24"/>
-          <w:szCs w:val="24"/>
-        </w:rPr>
-        <w:t xml:space="preserve"> </w:t>
-      </w:r>
-      <w:proofErr w:type="spellStart"/>
-      <w:r>
-        <w:rPr>
-          <w:rFonts w:ascii="Arial" w:hAnsi="Arial" w:cs="Arial"/>
-          <w:sz w:val="24"/>
-          <w:szCs w:val="24"/>
-        </w:rPr>
-        <w:t>HTML,se</w:t>
-      </w:r>
-      <w:proofErr w:type="spellEnd"/>
-      <w:r>
-        <w:rPr>
-          <w:rFonts w:ascii="Arial" w:hAnsi="Arial" w:cs="Arial"/>
-          <w:sz w:val="24"/>
-          <w:szCs w:val="24"/>
-        </w:rPr>
-        <w:t xml:space="preserve"> verifica que se tenga la extensión </w:t>
-      </w:r>
-      <w:proofErr w:type="spellStart"/>
-      <w:r>
-        <w:rPr>
-          <w:rFonts w:ascii="Arial" w:hAnsi="Arial" w:cs="Arial"/>
-          <w:sz w:val="24"/>
-          <w:szCs w:val="24"/>
-        </w:rPr>
-        <w:t>live</w:t>
-      </w:r>
-      <w:proofErr w:type="spellEnd"/>
-      <w:r>
-        <w:rPr>
-          <w:rFonts w:ascii="Arial" w:hAnsi="Arial" w:cs="Arial"/>
-          <w:sz w:val="24"/>
-          <w:szCs w:val="24"/>
-        </w:rPr>
-        <w:t xml:space="preserve"> server</w:t>
+        <w:t>Se abre visual studio code, Se crea un header HTML,se verifica que se tenga la extensión live server</w:t>
       </w:r>
     </w:p>
     <w:p>
@@ -703,43 +575,7 @@
           <w:sz w:val="24"/>
           <w:szCs w:val="24"/>
         </w:rPr>
-        <w:t>Se selecciona “</w:t>
-      </w:r>
-      <w:proofErr w:type="spellStart"/>
-      <w:r>
-        <w:rPr>
-          <w:rFonts w:ascii="Arial" w:hAnsi="Arial" w:cs="Arial"/>
-          <w:sz w:val="24"/>
-          <w:szCs w:val="24"/>
-        </w:rPr>
-        <w:t>go</w:t>
-      </w:r>
-      <w:proofErr w:type="spellEnd"/>
-      <w:r>
-        <w:rPr>
-          <w:rFonts w:ascii="Arial" w:hAnsi="Arial" w:cs="Arial"/>
-          <w:sz w:val="24"/>
-          <w:szCs w:val="24"/>
-        </w:rPr>
-        <w:t xml:space="preserve"> </w:t>
-      </w:r>
-      <w:proofErr w:type="spellStart"/>
-      <w:r>
-        <w:rPr>
-          <w:rFonts w:ascii="Arial" w:hAnsi="Arial" w:cs="Arial"/>
-          <w:sz w:val="24"/>
-          <w:szCs w:val="24"/>
-        </w:rPr>
-        <w:t>live</w:t>
-      </w:r>
-      <w:proofErr w:type="spellEnd"/>
-      <w:r>
-        <w:rPr>
-          <w:rFonts w:ascii="Arial" w:hAnsi="Arial" w:cs="Arial"/>
-          <w:sz w:val="24"/>
-          <w:szCs w:val="24"/>
-        </w:rPr>
-        <w:t>” para crear un servidor local</w:t>
+        <w:t>Se selecciona “go live” para crear un servidor local</w:t>
       </w:r>
     </w:p>
     <w:p>
@@ -810,18 +646,8 @@
           <w:sz w:val="24"/>
           <w:szCs w:val="24"/>
         </w:rPr>
-        <w:t xml:space="preserve">Se pone un link a una hoja </w:t>
-      </w:r>
-      <w:proofErr w:type="spellStart"/>
-      <w:r>
-        <w:rPr>
-          <w:rFonts w:ascii="Arial" w:hAnsi="Arial" w:cs="Arial"/>
-          <w:sz w:val="24"/>
-          <w:szCs w:val="24"/>
-        </w:rPr>
-        <w:t>css</w:t>
-      </w:r>
-      <w:proofErr w:type="spellEnd"/>
+        <w:t>Se pone un link a una hoja css</w:t>
+      </w:r>
     </w:p>
     <w:p>
       <w:pPr>
@@ -943,43 +769,7 @@
           <w:sz w:val="24"/>
           <w:szCs w:val="24"/>
         </w:rPr>
-        <w:t xml:space="preserve">Se crea una carpeta para </w:t>
-      </w:r>
-      <w:proofErr w:type="spellStart"/>
-      <w:r>
-        <w:rPr>
-          <w:rFonts w:ascii="Arial" w:hAnsi="Arial" w:cs="Arial"/>
-          <w:sz w:val="24"/>
-          <w:szCs w:val="24"/>
-        </w:rPr>
-        <w:t>javascript</w:t>
-      </w:r>
-      <w:proofErr w:type="spellEnd"/>
-      <w:r>
-        <w:rPr>
-          <w:rFonts w:ascii="Arial" w:hAnsi="Arial" w:cs="Arial"/>
-          <w:sz w:val="24"/>
-          <w:szCs w:val="24"/>
-        </w:rPr>
-        <w:t xml:space="preserve"> (</w:t>
-      </w:r>
-      <w:proofErr w:type="spellStart"/>
-      <w:r>
-        <w:rPr>
-          <w:rFonts w:ascii="Arial" w:hAnsi="Arial" w:cs="Arial"/>
-          <w:sz w:val="24"/>
-          <w:szCs w:val="24"/>
-        </w:rPr>
-        <w:t>js</w:t>
-      </w:r>
-      <w:proofErr w:type="spellEnd"/>
-      <w:r>
-        <w:rPr>
-          <w:rFonts w:ascii="Arial" w:hAnsi="Arial" w:cs="Arial"/>
-          <w:sz w:val="24"/>
-          <w:szCs w:val="24"/>
-        </w:rPr>
-        <w:t>) y se crea un archivo para imprimir en consola</w:t>
+        <w:t>Se crea una carpeta para javascript (js) y se crea un archivo para imprimir en consola</w:t>
       </w:r>
     </w:p>
     <w:p>
@@ -1146,25 +936,7 @@
           <w:sz w:val="24"/>
           <w:szCs w:val="24"/>
         </w:rPr>
-        <w:t>Se agrega carpeta “</w:t>
-      </w:r>
-      <w:proofErr w:type="spellStart"/>
-      <w:r>
-        <w:rPr>
-          <w:rFonts w:ascii="Arial" w:hAnsi="Arial" w:cs="Arial"/>
-          <w:sz w:val="24"/>
-          <w:szCs w:val="24"/>
-        </w:rPr>
-        <w:t>libs</w:t>
-      </w:r>
-      <w:proofErr w:type="spellEnd"/>
-      <w:r>
-        <w:rPr>
-          <w:rFonts w:ascii="Arial" w:hAnsi="Arial" w:cs="Arial"/>
-          <w:sz w:val="24"/>
-          <w:szCs w:val="24"/>
-        </w:rPr>
-        <w:t>” (librería) y se ponen archivos de p5</w:t>
+        <w:t>Se agrega carpeta “libs” (librería) y se ponen archivos de p5</w:t>
       </w:r>
       <w:r>
         <w:rPr>
@@ -1417,11 +1189,102 @@
       </w:pPr>
       <w:r>
         <w:rPr>
-          <w:rFonts w:ascii="Arial" w:hAnsi="Arial" w:cs="Arial"/>
-          <w:sz w:val="24"/>
-          <w:szCs w:val="24"/>
-        </w:rPr>
-        <w:t>P5 es bueno para la creación de diseño</w:t>
+          <w:noProof/>
+        </w:rPr>
+        <w:lastRenderedPageBreak/>
+        <w:drawing>
+          <wp:inline distT="0" distB="0" distL="0" distR="0" wp14:anchorId="75DAF9AD" wp14:editId="032B2DB3">
+            <wp:extent cx="5943600" cy="3270885"/>
+            <wp:effectExtent l="0" t="0" r="0" b="5715"/>
+            <wp:docPr id="205666454" name="Picture 1"/>
+            <wp:cNvGraphicFramePr>
+              <a:graphicFrameLocks xmlns:a="http://schemas.openxmlformats.org/drawingml/2006/main" noChangeAspect="1"/>
+            </wp:cNvGraphicFramePr>
+            <a:graphic xmlns:a="http://schemas.openxmlformats.org/drawingml/2006/main">
+              <a:graphicData uri="http://schemas.openxmlformats.org/drawingml/2006/picture">
+                <pic:pic xmlns:pic="http://schemas.openxmlformats.org/drawingml/2006/picture">
+                  <pic:nvPicPr>
+                    <pic:cNvPr id="205666454" name=""/>
+                    <pic:cNvPicPr/>
+                  </pic:nvPicPr>
+                  <pic:blipFill>
+                    <a:blip r:embed="rId18"/>
+                    <a:stretch>
+                      <a:fillRect/>
+                    </a:stretch>
+                  </pic:blipFill>
+                  <pic:spPr>
+                    <a:xfrm>
+                      <a:off x="0" y="0"/>
+                      <a:ext cx="5943600" cy="3270885"/>
+                    </a:xfrm>
+                    <a:prstGeom prst="rect">
+                      <a:avLst/>
+                    </a:prstGeom>
+                  </pic:spPr>
+                </pic:pic>
+              </a:graphicData>
+            </a:graphic>
+          </wp:inline>
+        </w:drawing>
+      </w:r>
+      <w:r>
+        <w:rPr>
+          <w:noProof/>
+        </w:rPr>
+        <w:drawing>
+          <wp:inline distT="0" distB="0" distL="0" distR="0" wp14:anchorId="13073219" wp14:editId="0767330A">
+            <wp:extent cx="5943600" cy="4319270"/>
+            <wp:effectExtent l="0" t="0" r="0" b="5080"/>
+            <wp:docPr id="553950099" name="Picture 1"/>
+            <wp:cNvGraphicFramePr>
+              <a:graphicFrameLocks xmlns:a="http://schemas.openxmlformats.org/drawingml/2006/main" noChangeAspect="1"/>
+            </wp:cNvGraphicFramePr>
+            <a:graphic xmlns:a="http://schemas.openxmlformats.org/drawingml/2006/main">
+              <a:graphicData uri="http://schemas.openxmlformats.org/drawingml/2006/picture">
+                <pic:pic xmlns:pic="http://schemas.openxmlformats.org/drawingml/2006/picture">
+                  <pic:nvPicPr>
+                    <pic:cNvPr id="553950099" name=""/>
+                    <pic:cNvPicPr/>
+                  </pic:nvPicPr>
+                  <pic:blipFill>
+                    <a:blip r:embed="rId19"/>
+                    <a:stretch>
+                      <a:fillRect/>
+                    </a:stretch>
+                  </pic:blipFill>
+                  <pic:spPr>
+                    <a:xfrm>
+                      <a:off x="0" y="0"/>
+                      <a:ext cx="5943600" cy="4319270"/>
+                    </a:xfrm>
+                    <a:prstGeom prst="rect">
+                      <a:avLst/>
+                    </a:prstGeom>
+                  </pic:spPr>
+                </pic:pic>
+              </a:graphicData>
+            </a:graphic>
+          </wp:inline>
+        </w:drawing>
+      </w:r>
+    </w:p>
+    <w:p>
+      <w:pPr>
+        <w:spacing w:line="240" w:lineRule="auto"/>
+        <w:rPr>
+          <w:rFonts w:ascii="Arial" w:hAnsi="Arial" w:cs="Arial"/>
+          <w:sz w:val="24"/>
+          <w:szCs w:val="24"/>
+        </w:rPr>
+      </w:pPr>
+      <w:r>
+        <w:rPr>
+          <w:rFonts w:ascii="Arial" w:hAnsi="Arial" w:cs="Arial"/>
+          <w:sz w:val="24"/>
+          <w:szCs w:val="24"/>
+        </w:rPr>
+        <w:t>Se instalaron extension y software para el uso de p5, lo cual permitirá hacer gráficos digitales</w:t>
       </w:r>
       <w:r>
         <w:rPr>
@@ -1430,14 +1293,6 @@
           <w:szCs w:val="24"/>
         </w:rPr>
         <w:t xml:space="preserve"> </w:t>
-      </w:r>
-      <w:r>
-        <w:rPr>
-          <w:rFonts w:ascii="Arial" w:hAnsi="Arial" w:cs="Arial"/>
-          <w:sz w:val="24"/>
-          <w:szCs w:val="24"/>
-        </w:rPr>
-        <w:t xml:space="preserve">digital </w:t>
       </w:r>
     </w:p>
     <w:sectPr>
